--- a/документы/Мессенджер Naki.docx
+++ b/документы/Мессенджер Naki.docx
@@ -69,16 +69,35 @@
           <w:noProof/>
         </w:rPr>
         <w:pict w14:anchorId="5033607B">
-          <v:rect id="_x0000_s1029" style="position:absolute;margin-left:332.1pt;margin-top:5.9pt;width:162.9pt;height:29.6pt;z-index:251659264" o:allowincell="f"/>
+          <v:rect id="_x0000_s1029" style="position:absolute;margin-left:332.1pt;margin-top:5.9pt;width:162.9pt;height:29.6pt;z-index:251659264" o:allowincell="f">
+            <v:textbox>
+              <w:txbxContent>
+                <w:p>
+                  <w:r>
+                    <w:t>43076</w:t>
+                  </w:r>
+                </w:p>
+              </w:txbxContent>
+            </v:textbox>
+          </v:rect>
         </w:pict>
       </w:r>
     </w:p>
     <w:p>
       <w:pPr>
-        <w:rPr>
-          <w:rFonts w:ascii="Times New Roman" w:hAnsi="Times New Roman" w:cs="Times New Roman"/>
-        </w:rPr>
-      </w:pPr>
+        <w:jc w:val="right"/>
+        <w:rPr>
+          <w:rFonts w:ascii="Times New Roman" w:hAnsi="Times New Roman" w:cs="Times New Roman"/>
+        </w:rPr>
+      </w:pPr>
+      <w:proofErr w:type="spellStart"/>
+      <w:r>
+        <w:rPr>
+          <w:rFonts w:ascii="Times New Roman" w:hAnsi="Times New Roman" w:cs="Times New Roman"/>
+        </w:rPr>
+        <w:t>ывцвц</w:t>
+      </w:r>
+      <w:proofErr w:type="spellEnd"/>
     </w:p>
     <w:p>
       <w:pPr>
